--- a/docs/GateBreak_Complete_Submission_Checklist.docx
+++ b/docs/GateBreak_Complete_Submission_Checklist.docx
@@ -12,7 +12,7 @@
           <w:color w:val="FF8C00"/>
           <w:sz w:val="34"/>
         </w:rPr>
-        <w:t>GateBreak Complete Submission Checklist</w:t>
+        <w:t>GateBreakOpen Complete Submission Checklist</w:t>
       </w:r>
     </w:p>
     <w:p>
@@ -24,7 +24,7 @@
           <w:i/>
           <w:sz w:val="18"/>
         </w:rPr>
-        <w:t>Use this checklist before sending the submission email to GateBreak.</w:t>
+        <w:t>Use this checklist before sending the submission email to GateBreakOpen.</w:t>
       </w:r>
     </w:p>
     <w:p>
@@ -38,7 +38,7 @@
         <w:t>Send all submission materials by email to:</w:t>
       </w:r>
       <w:r>
-        <w:t xml:space="preserve"> fbogalli86@gmail.com</w:t>
+        <w:t xml:space="preserve"> submission@gatebreakopen.org</w:t>
       </w:r>
     </w:p>
     <w:p>
@@ -52,7 +52,7 @@
         <w:t>Suggested email subject:</w:t>
       </w:r>
       <w:r>
-        <w:t xml:space="preserve"> GateBreak Submission - [Article Title]</w:t>
+        <w:t xml:space="preserve"> GateBreakOpen Submission - [Article Title]</w:t>
       </w:r>
     </w:p>
     <w:p>
@@ -101,7 +101,7 @@
         <w:t xml:space="preserve">☐ </w:t>
       </w:r>
       <w:r>
-        <w:t>Signed GateBreak Complete Publication, Privacy, and Full Policy Acceptance Form is attached.</w:t>
+        <w:t>Signed GateBreakOpen Complete Publication, Privacy, and Full Policy Acceptance Form is attached.</w:t>
       </w:r>
     </w:p>
     <w:p>
@@ -1065,7 +1065,7 @@
         <w:t xml:space="preserve">☐ </w:t>
       </w:r>
       <w:r>
-        <w:t>The author understands that GateBreak may standardize reference format but does not replace author responsibility.</w:t>
+        <w:t>The author understands that GateBreakOpen may standardize reference format but does not replace author responsibility.</w:t>
       </w:r>
     </w:p>
     <w:p>
@@ -1394,7 +1394,7 @@
         <w:rPr>
           <w:color w:val="FF8C00"/>
         </w:rPr>
-        <w:t>9. GateBreak Policy Awareness</w:t>
+        <w:t>9. GateBreakOpen Policy Awareness</w:t>
       </w:r>
     </w:p>
     <w:p>
@@ -1409,7 +1409,7 @@
         <w:t xml:space="preserve">☐ </w:t>
       </w:r>
       <w:r>
-        <w:t>I understand that GateBreak is zero-cost and has No APC.</w:t>
+        <w:t>I understand that GateBreakOpen is zero-cost and has No APC.</w:t>
       </w:r>
     </w:p>
     <w:p>
@@ -1424,7 +1424,7 @@
         <w:t xml:space="preserve">☐ </w:t>
       </w:r>
       <w:r>
-        <w:t>I understand that GateBreak does not apply citation manipulation or forced references.</w:t>
+        <w:t>I understand that GateBreakOpen does not apply citation manipulation or forced references.</w:t>
       </w:r>
     </w:p>
     <w:p>
@@ -1439,7 +1439,7 @@
         <w:t xml:space="preserve">☐ </w:t>
       </w:r>
       <w:r>
-        <w:t>I understand that GateBreak does not apply editorial favoritism.</w:t>
+        <w:t>I understand that GateBreakOpen does not apply editorial favoritism.</w:t>
       </w:r>
     </w:p>
     <w:p>
@@ -1454,7 +1454,7 @@
         <w:t xml:space="preserve">☐ </w:t>
       </w:r>
       <w:r>
-        <w:t>I understand that GateBreak does not perform peer review.</w:t>
+        <w:t>I understand that GateBreakOpen does not perform peer review.</w:t>
       </w:r>
     </w:p>
     <w:p>
@@ -1469,7 +1469,7 @@
         <w:t xml:space="preserve">☐ </w:t>
       </w:r>
       <w:r>
-        <w:t>I understand that GateBreak performs only formal, editorial, language, reference, guideline, format, and policy-compliance QA.</w:t>
+        <w:t>I understand that GateBreakOpen performs only formal, editorial, language, reference, guideline, format, and policy-compliance QA.</w:t>
       </w:r>
     </w:p>
     <w:p>
@@ -1484,7 +1484,7 @@
         <w:t xml:space="preserve">☐ </w:t>
       </w:r>
       <w:r>
-        <w:t>I understand that GateBreak QA does not mean scientific validation, methodological approval, academic certification, or endorsement.</w:t>
+        <w:t>I understand that GateBreakOpen QA does not mean scientific validation, methodological approval, academic certification, or endorsement.</w:t>
       </w:r>
     </w:p>
     <w:p>
@@ -1525,7 +1525,7 @@
         <w:t xml:space="preserve">☐ </w:t>
       </w:r>
       <w:r>
-        <w:t>The email subject uses: GateBreak Submission - [Article Title].</w:t>
+        <w:t>The email subject uses: GateBreakOpen Submission - [Article Title].</w:t>
       </w:r>
     </w:p>
     <w:p>
